--- a/.vscode/src/Reports/ServiceInvoicesLayout.docx
+++ b/.vscode/src/Reports/ServiceInvoicesLayout.docx
@@ -2639,6 +2639,47 @@
 <b:Sources xmlns:b="http://schemas.openxmlformats.org/officeDocument/2006/bibliography" xmlns="http://schemas.openxmlformats.org/officeDocument/2006/bibliography" SelectedStyle="\APASixthEditionOfficeOnline.xsl" StyleName="APA" Version="6"/>
 </file>
 
+<file path=customXml/item3.xml>��< ? x m l   v e r s i o n = " 1 . 0 "   e n c o d i n g = " u t f - 1 6 " ? > + 
+ < N a v W o r d R e p o r t X m l P a r t   x m l n s = " u r n : m i c r o s o f t - d y n a m i c s - b u s i n e s s c e n t r a l / i n t e r n a l / e x t e n d e d / r e p o r t s / S e r v i c e _ I n v o i c e s _ W o r d / 5 0 1 0 3 / " > + 
+     < T o o l t i p s   / > + 
+     < S e r v i c e D a t a L i n e s   E l e m e n t T y p e = " D a t a I t e m "   E l e m e n t I d = " 9 9 0 8 9 8 0 7 7 " > + 
+         < C a r P a r t   E l e m e n t T y p e = " C o l u m n "   E l e m e n t I d = " 1 9 7 3 4 1 4 7 5 8 "   D a t a T y p e = " T e x t " > C a r P a r t < / C a r P a r t > + 
+         < C o s t   E l e m e n t T y p e = " C o l u m n "   E l e m e n t I d = " 2 0 8 4 0 2 6 4 7 0 "   D a t a T y p e = " D e c i m a l " > C o s t < / C o s t > + 
+         < D e l i v e r y D a t e   E l e m e n t T y p e = " C o l u m n "   E l e m e n t I d = " 2 9 4 4 4 6 7 3 3 "   D a t a T y p e = " D a t e " > D e l i v e r y D a t e < / D e l i v e r y D a t e > + 
+         < F r o m D a t e   E l e m e n t T y p e = " C o l u m n "   E l e m e n t I d = " 1 3 1 0 2 3 6 0 9 7 "   D a t a T y p e = " D a t e " > F r o m D a t e < / F r o m D a t e > + 
+         < L i n e N o   E l e m e n t T y p e = " C o l u m n "   E l e m e n t I d = " 9 8 1 5 1 4 5 2 6 "   D a t a T y p e = " I n t e g e r " > L i n e N o < / L i n e N o > + 
+         < M a n u f a c t u r e r   E l e m e n t T y p e = " C o l u m n "   E l e m e n t I d = " 1 4 9 9 6 4 4 9 0 6 "   D a t a T y p e = " T e x t " > M a n u f a c t u r e r < / M a n u f a c t u r e r > + 
+         < O r d e D a t e   E l e m e n t T y p e = " C o l u m n "   E l e m e n t I d = " 2 1 3 4 7 1 0 1 9 7 "   D a t a T y p e = " D a t e " > O r d e D a t e < / O r d e D a t e > + 
+         < O r d e r N e c   E l e m e n t T y p e = " C o l u m n "   E l e m e n t I d = " 7 8 0 1 1 8 7 0 7 "   D a t a T y p e = " O p t i o n " > O r d e r N e c < / O r d e r N e c > + 
+         < Q u a n t i t y   E l e m e n t T y p e = " C o l u m n "   E l e m e n t I d = " 5 5 6 9 2 0 8 8 6 "   D a t a T y p e = " I n t e g e r " > Q u a n t i t y < / Q u a n t i t y > + 
+         < S e r v i c e N o   E l e m e n t T y p e = " C o l u m n "   E l e m e n t I d = " 7 2 1 5 8 3 7 4 5 "   D a t a T y p e = " C o d e " > S e r v i c e N o < / S e r v i c e N o > + 
+         < T o D a t e   E l e m e n t T y p e = " C o l u m n "   E l e m e n t I d = " 1 9 9 0 1 1 0 9 4 6 "   D a t a T y p e = " D a t e " > T o D a t e < / T o D a t e > + 
+         < T o t a l C o s t   E l e m e n t T y p e = " C o l u m n "   E l e m e n t I d = " 1 5 4 7 1 4 8 7 0 0 "   D a t a T y p e = " D e c i m a l " > T o t a l C o s t < / T o t a l C o s t > + 
+         < T y p e   E l e m e n t T y p e = " C o l u m n "   E l e m e n t I d = " 2 6 9 3 5 3 4 4 3 "   D a t a T y p e = " O p t i o n " > T y p e < / T y p e > + 
+         < U n i t P r i c e   E l e m e n t T y p e = " C o l u m n "   E l e m e n t I d = " 1 4 7 8 2 2 1 5 2 6 "   D a t a T y p e = " D e c i m a l " > U n i t P r i c e < / U n i t P r i c e > + 
+     < / S e r v i c e D a t a L i n e s > + 
+ < / N a v W o r d R e p o r t X m l P a r t > 
+</file>
+
 <file path=customXml/itemProps1.xml><?xml version="1.0" encoding="utf-8"?>
 <ds:datastoreItem xmlns:ds="http://schemas.openxmlformats.org/officeDocument/2006/customXml" ds:itemID="{4DE2C0A6-5D03-418C-AF6D-7A0930877A7F}">
   <ds:schemaRefs>
